--- a/data/news/04.docx
+++ b/data/news/04.docx
@@ -106,6 +106,28 @@
           <w:szCs w:val="28"/>
         </w:rPr>
         <w:t>Thôi chịu</w:t>
+      </w:r>
+    </w:p>
+    <w:p>
+      <w:pPr>
+        <w:spacing w:after="120" w:line="240" w:lineRule="auto"/>
+        <w:rPr>
+          <w:rFonts w:ascii="Times New Roman" w:hAnsi="Times New Roman" w:cs="Times New Roman"/>
+          <w:b/>
+          <w:bCs/>
+          <w:sz w:val="28"/>
+          <w:szCs w:val="28"/>
+        </w:rPr>
+      </w:pPr>
+      <w:r>
+        <w:rPr>
+          <w:rFonts w:ascii="Times New Roman" w:hAnsi="Times New Roman" w:cs="Times New Roman"/>
+          <w:b/>
+          <w:bCs/>
+          <w:sz w:val="28"/>
+          <w:szCs w:val="28"/>
+        </w:rPr>
+        <w:t>#Ngay: 01/03/2026</w:t>
       </w:r>
     </w:p>
     <w:p>
@@ -261,7 +283,7 @@
         </w:rPr>
         <w:lastRenderedPageBreak/>
         <w:drawing>
-          <wp:inline distT="0" distB="0" distL="0" distR="0" wp14:anchorId="47F00D3D" wp14:editId="3756DD82">
+          <wp:inline distT="0" distB="0" distL="0" distR="0" wp14:anchorId="47F00D3D" wp14:editId="2216AC38">
             <wp:extent cx="5943600" cy="8191500"/>
             <wp:effectExtent l="0" t="0" r="0" b="0"/>
             <wp:docPr id="2094666402" name="Picture 3"/>
@@ -975,7 +997,6 @@
   <w:style w:type="character" w:default="1" w:styleId="DefaultParagraphFont">
     <w:name w:val="Default Paragraph Font"/>
     <w:uiPriority w:val="1"/>
-    <w:semiHidden/>
     <w:unhideWhenUsed/>
   </w:style>
   <w:style w:type="table" w:default="1" w:styleId="TableNormal">
